--- a/Backend/Director_Disclosure/Output_Disclosures/2024-25/ADANI_LOGISTICS_LIMITED/DIR-8/DIR8_Anand_Singhal_09406695.docx
+++ b/Backend/Director_Disclosure/Output_Disclosures/2024-25/ADANI_LOGISTICS_LIMITED/DIR-8/DIR8_Anand_Singhal_09406695.docx
@@ -189,7 +189,7 @@
           <w:b w:val="0"/>
           <w:sz w:val="23"/>
         </w:rPr>
-        <w:t>I, Anand Singhal, son/daughter of Mr. {{FATHER_NAME}}, resident of _____________________________________________, India hereby give notice that I am/was a Director in the following companies during the last three years:-</w:t>
+        <w:t>I, ANAND SINGHAL, son/daughter of Mr. {{FATHER_NAME}}, resident of _____________________________________________, India hereby give notice that I am/was a Director in the following companies during the last three years:-</w:t>
       </w:r>
     </w:p>
     <w:p>
@@ -410,6 +410,216 @@
                 <w:b w:val="0"/>
                 <w:sz w:val="23"/>
               </w:rPr>
+              <w:t>AGRATAS PROJECTS LIMITED</w:t>
+            </w:r>
+          </w:p>
+        </w:tc>
+        <w:tc>
+          <w:tcPr>
+            <w:tcW w:type="dxa" w:w="2610"/>
+          </w:tcPr>
+          <w:p>
+            <w:pPr>
+              <w:spacing w:after="0"/>
+              <w:jc w:val="center"/>
+            </w:pPr>
+            <w:r>
+              <w:rPr>
+                <w:rFonts w:ascii="Adani" w:hAnsi="Adani" w:eastAsia="Adani" w:cs="Adani"/>
+                <w:b w:val="0"/>
+                <w:sz w:val="23"/>
+              </w:rPr>
+              <w:t>07/09/2023</w:t>
+            </w:r>
+          </w:p>
+        </w:tc>
+        <w:tc>
+          <w:tcPr>
+            <w:tcW w:type="dxa" w:w="2250"/>
+          </w:tcPr>
+          <w:p>
+            <w:pPr>
+              <w:spacing w:after="0"/>
+              <w:jc w:val="center"/>
+            </w:pPr>
+          </w:p>
+        </w:tc>
+      </w:tr>
+      <w:tr>
+        <w:tc>
+          <w:tcPr>
+            <w:tcW w:type="dxa" w:w="636"/>
+          </w:tcPr>
+          <w:p>
+            <w:pPr>
+              <w:spacing w:after="0"/>
+              <w:ind w:left="360"/>
+            </w:pPr>
+            <w:r>
+              <w:rPr>
+                <w:rFonts w:ascii="Adani" w:hAnsi="Adani" w:eastAsia="Adani" w:cs="Adani"/>
+                <w:b w:val="0"/>
+                <w:sz w:val="23"/>
+              </w:rPr>
+              <w:t>3</w:t>
+            </w:r>
+          </w:p>
+        </w:tc>
+        <w:tc>
+          <w:tcPr>
+            <w:tcW w:type="dxa" w:w="3864"/>
+          </w:tcPr>
+          <w:p>
+            <w:pPr>
+              <w:spacing w:after="0"/>
+              <w:jc w:val="both"/>
+            </w:pPr>
+            <w:r>
+              <w:rPr>
+                <w:rFonts w:ascii="Adani" w:hAnsi="Adani" w:eastAsia="Adani" w:cs="Adani"/>
+                <w:b w:val="0"/>
+                <w:sz w:val="23"/>
+              </w:rPr>
+              <w:t>AGRATAS PROJECTS LIMITED</w:t>
+            </w:r>
+          </w:p>
+        </w:tc>
+        <w:tc>
+          <w:tcPr>
+            <w:tcW w:type="dxa" w:w="2610"/>
+          </w:tcPr>
+          <w:p>
+            <w:pPr>
+              <w:spacing w:after="0"/>
+              <w:jc w:val="center"/>
+            </w:pPr>
+            <w:r>
+              <w:rPr>
+                <w:rFonts w:ascii="Adani" w:hAnsi="Adani" w:eastAsia="Adani" w:cs="Adani"/>
+                <w:b w:val="0"/>
+                <w:sz w:val="23"/>
+              </w:rPr>
+              <w:t>07/09/2023</w:t>
+            </w:r>
+          </w:p>
+        </w:tc>
+        <w:tc>
+          <w:tcPr>
+            <w:tcW w:type="dxa" w:w="2250"/>
+          </w:tcPr>
+          <w:p>
+            <w:pPr>
+              <w:spacing w:after="0"/>
+              <w:jc w:val="center"/>
+            </w:pPr>
+          </w:p>
+        </w:tc>
+      </w:tr>
+      <w:tr>
+        <w:tc>
+          <w:tcPr>
+            <w:tcW w:type="dxa" w:w="636"/>
+          </w:tcPr>
+          <w:p>
+            <w:pPr>
+              <w:spacing w:after="0"/>
+              <w:ind w:left="360"/>
+            </w:pPr>
+            <w:r>
+              <w:rPr>
+                <w:rFonts w:ascii="Adani" w:hAnsi="Adani" w:eastAsia="Adani" w:cs="Adani"/>
+                <w:b w:val="0"/>
+                <w:sz w:val="23"/>
+              </w:rPr>
+              <w:t>4</w:t>
+            </w:r>
+          </w:p>
+        </w:tc>
+        <w:tc>
+          <w:tcPr>
+            <w:tcW w:type="dxa" w:w="3864"/>
+          </w:tcPr>
+          <w:p>
+            <w:pPr>
+              <w:spacing w:after="0"/>
+              <w:jc w:val="both"/>
+            </w:pPr>
+            <w:r>
+              <w:rPr>
+                <w:rFonts w:ascii="Adani" w:hAnsi="Adani" w:eastAsia="Adani" w:cs="Adani"/>
+                <w:b w:val="0"/>
+                <w:sz w:val="23"/>
+              </w:rPr>
+              <w:t>ADRITA REALTORS LIMITED</w:t>
+            </w:r>
+          </w:p>
+        </w:tc>
+        <w:tc>
+          <w:tcPr>
+            <w:tcW w:type="dxa" w:w="2610"/>
+          </w:tcPr>
+          <w:p>
+            <w:pPr>
+              <w:spacing w:after="0"/>
+              <w:jc w:val="center"/>
+            </w:pPr>
+            <w:r>
+              <w:rPr>
+                <w:rFonts w:ascii="Adani" w:hAnsi="Adani" w:eastAsia="Adani" w:cs="Adani"/>
+                <w:b w:val="0"/>
+                <w:sz w:val="23"/>
+              </w:rPr>
+              <w:t>07/09/2023</w:t>
+            </w:r>
+          </w:p>
+        </w:tc>
+        <w:tc>
+          <w:tcPr>
+            <w:tcW w:type="dxa" w:w="2250"/>
+          </w:tcPr>
+          <w:p>
+            <w:pPr>
+              <w:spacing w:after="0"/>
+              <w:jc w:val="center"/>
+            </w:pPr>
+          </w:p>
+        </w:tc>
+      </w:tr>
+      <w:tr>
+        <w:tc>
+          <w:tcPr>
+            <w:tcW w:type="dxa" w:w="636"/>
+          </w:tcPr>
+          <w:p>
+            <w:pPr>
+              <w:spacing w:after="0"/>
+              <w:ind w:left="360"/>
+            </w:pPr>
+            <w:r>
+              <w:rPr>
+                <w:rFonts w:ascii="Adani" w:hAnsi="Adani" w:eastAsia="Adani" w:cs="Adani"/>
+                <w:b w:val="0"/>
+                <w:sz w:val="23"/>
+              </w:rPr>
+              <w:t>5</w:t>
+            </w:r>
+          </w:p>
+        </w:tc>
+        <w:tc>
+          <w:tcPr>
+            <w:tcW w:type="dxa" w:w="3864"/>
+          </w:tcPr>
+          <w:p>
+            <w:pPr>
+              <w:spacing w:after="0"/>
+              <w:jc w:val="both"/>
+            </w:pPr>
+            <w:r>
+              <w:rPr>
+                <w:rFonts w:ascii="Adani" w:hAnsi="Adani" w:eastAsia="Adani" w:cs="Adani"/>
+                <w:b w:val="0"/>
+                <w:sz w:val="23"/>
+              </w:rPr>
               <w:t>ADANI LOGISTICS INFRASTRUCTURE LIMITED</w:t>
             </w:r>
           </w:p>
@@ -461,7 +671,7 @@
                 <w:b w:val="0"/>
                 <w:sz w:val="23"/>
               </w:rPr>
-              <w:t>3</w:t>
+              <w:t>6</w:t>
             </w:r>
           </w:p>
         </w:tc>
@@ -531,7 +741,7 @@
                 <w:b w:val="0"/>
                 <w:sz w:val="23"/>
               </w:rPr>
-              <w:t>4</w:t>
+              <w:t>7</w:t>
             </w:r>
           </w:p>
         </w:tc>
@@ -601,7 +811,7 @@
                 <w:b w:val="0"/>
                 <w:sz w:val="23"/>
               </w:rPr>
-              <w:t>5</w:t>
+              <w:t>8</w:t>
             </w:r>
           </w:p>
         </w:tc>
@@ -620,7 +830,7 @@
                 <w:b w:val="0"/>
                 <w:sz w:val="23"/>
               </w:rPr>
-              <w:t>ADANI LOGISTICS LIMITED</w:t>
+              <w:t>SAPTATI BUILD ESTATE LIMITED</w:t>
             </w:r>
           </w:p>
         </w:tc>
@@ -639,7 +849,217 @@
                 <w:b w:val="0"/>
                 <w:sz w:val="23"/>
               </w:rPr>
-              <w:t>07/12/2022</w:t>
+              <w:t>18/03/2023</w:t>
+            </w:r>
+          </w:p>
+        </w:tc>
+        <w:tc>
+          <w:tcPr>
+            <w:tcW w:type="dxa" w:w="2250"/>
+          </w:tcPr>
+          <w:p>
+            <w:pPr>
+              <w:spacing w:after="0"/>
+              <w:jc w:val="center"/>
+            </w:pPr>
+          </w:p>
+        </w:tc>
+      </w:tr>
+      <w:tr>
+        <w:tc>
+          <w:tcPr>
+            <w:tcW w:type="dxa" w:w="636"/>
+          </w:tcPr>
+          <w:p>
+            <w:pPr>
+              <w:spacing w:after="0"/>
+              <w:ind w:left="360"/>
+            </w:pPr>
+            <w:r>
+              <w:rPr>
+                <w:rFonts w:ascii="Adani" w:hAnsi="Adani" w:eastAsia="Adani" w:cs="Adani"/>
+                <w:b w:val="0"/>
+                <w:sz w:val="23"/>
+              </w:rPr>
+              <w:t>9</w:t>
+            </w:r>
+          </w:p>
+        </w:tc>
+        <w:tc>
+          <w:tcPr>
+            <w:tcW w:type="dxa" w:w="3864"/>
+          </w:tcPr>
+          <w:p>
+            <w:pPr>
+              <w:spacing w:after="0"/>
+              <w:jc w:val="both"/>
+            </w:pPr>
+            <w:r>
+              <w:rPr>
+                <w:rFonts w:ascii="Adani" w:hAnsi="Adani" w:eastAsia="Adani" w:cs="Adani"/>
+                <w:b w:val="0"/>
+                <w:sz w:val="23"/>
+              </w:rPr>
+              <w:t>SHANKHESHWAR BUILDWELL LIMITED</w:t>
+            </w:r>
+          </w:p>
+        </w:tc>
+        <w:tc>
+          <w:tcPr>
+            <w:tcW w:type="dxa" w:w="2610"/>
+          </w:tcPr>
+          <w:p>
+            <w:pPr>
+              <w:spacing w:after="0"/>
+              <w:jc w:val="center"/>
+            </w:pPr>
+            <w:r>
+              <w:rPr>
+                <w:rFonts w:ascii="Adani" w:hAnsi="Adani" w:eastAsia="Adani" w:cs="Adani"/>
+                <w:b w:val="0"/>
+                <w:sz w:val="23"/>
+              </w:rPr>
+              <w:t>30/01/2023</w:t>
+            </w:r>
+          </w:p>
+        </w:tc>
+        <w:tc>
+          <w:tcPr>
+            <w:tcW w:type="dxa" w:w="2250"/>
+          </w:tcPr>
+          <w:p>
+            <w:pPr>
+              <w:spacing w:after="0"/>
+              <w:jc w:val="center"/>
+            </w:pPr>
+          </w:p>
+        </w:tc>
+      </w:tr>
+      <w:tr>
+        <w:tc>
+          <w:tcPr>
+            <w:tcW w:type="dxa" w:w="636"/>
+          </w:tcPr>
+          <w:p>
+            <w:pPr>
+              <w:spacing w:after="0"/>
+              <w:ind w:left="360"/>
+            </w:pPr>
+            <w:r>
+              <w:rPr>
+                <w:rFonts w:ascii="Adani" w:hAnsi="Adani" w:eastAsia="Adani" w:cs="Adani"/>
+                <w:b w:val="0"/>
+                <w:sz w:val="23"/>
+              </w:rPr>
+              <w:t>10</w:t>
+            </w:r>
+          </w:p>
+        </w:tc>
+        <w:tc>
+          <w:tcPr>
+            <w:tcW w:type="dxa" w:w="3864"/>
+          </w:tcPr>
+          <w:p>
+            <w:pPr>
+              <w:spacing w:after="0"/>
+              <w:jc w:val="both"/>
+            </w:pPr>
+            <w:r>
+              <w:rPr>
+                <w:rFonts w:ascii="Adani" w:hAnsi="Adani" w:eastAsia="Adani" w:cs="Adani"/>
+                <w:b w:val="0"/>
+                <w:sz w:val="23"/>
+              </w:rPr>
+              <w:t>SAVI JANA SEA FOODS PRIVATE LIMITED</w:t>
+            </w:r>
+          </w:p>
+        </w:tc>
+        <w:tc>
+          <w:tcPr>
+            <w:tcW w:type="dxa" w:w="2610"/>
+          </w:tcPr>
+          <w:p>
+            <w:pPr>
+              <w:spacing w:after="0"/>
+              <w:jc w:val="center"/>
+            </w:pPr>
+            <w:r>
+              <w:rPr>
+                <w:rFonts w:ascii="Adani" w:hAnsi="Adani" w:eastAsia="Adani" w:cs="Adani"/>
+                <w:b w:val="0"/>
+                <w:sz w:val="23"/>
+              </w:rPr>
+              <w:t>09/05/2022</w:t>
+            </w:r>
+          </w:p>
+        </w:tc>
+        <w:tc>
+          <w:tcPr>
+            <w:tcW w:type="dxa" w:w="2250"/>
+          </w:tcPr>
+          <w:p>
+            <w:pPr>
+              <w:spacing w:after="0"/>
+              <w:jc w:val="center"/>
+            </w:pPr>
+          </w:p>
+        </w:tc>
+      </w:tr>
+      <w:tr>
+        <w:tc>
+          <w:tcPr>
+            <w:tcW w:type="dxa" w:w="636"/>
+          </w:tcPr>
+          <w:p>
+            <w:pPr>
+              <w:spacing w:after="0"/>
+              <w:ind w:left="360"/>
+            </w:pPr>
+            <w:r>
+              <w:rPr>
+                <w:rFonts w:ascii="Adani" w:hAnsi="Adani" w:eastAsia="Adani" w:cs="Adani"/>
+                <w:b w:val="0"/>
+                <w:sz w:val="23"/>
+              </w:rPr>
+              <w:t>11</w:t>
+            </w:r>
+          </w:p>
+        </w:tc>
+        <w:tc>
+          <w:tcPr>
+            <w:tcW w:type="dxa" w:w="3864"/>
+          </w:tcPr>
+          <w:p>
+            <w:pPr>
+              <w:spacing w:after="0"/>
+              <w:jc w:val="both"/>
+            </w:pPr>
+            <w:r>
+              <w:rPr>
+                <w:rFonts w:ascii="Adani" w:hAnsi="Adani" w:eastAsia="Adani" w:cs="Adani"/>
+                <w:b w:val="0"/>
+                <w:sz w:val="23"/>
+              </w:rPr>
+              <w:t>ADINATH POLYFILLS PRIVATE LIMITED</w:t>
+            </w:r>
+          </w:p>
+        </w:tc>
+        <w:tc>
+          <w:tcPr>
+            <w:tcW w:type="dxa" w:w="2610"/>
+          </w:tcPr>
+          <w:p>
+            <w:pPr>
+              <w:spacing w:after="0"/>
+              <w:jc w:val="center"/>
+            </w:pPr>
+            <w:r>
+              <w:rPr>
+                <w:rFonts w:ascii="Adani" w:hAnsi="Adani" w:eastAsia="Adani" w:cs="Adani"/>
+                <w:b w:val="0"/>
+                <w:sz w:val="23"/>
+              </w:rPr>
+              <w:t>20/11/2021</w:t>
             </w:r>
           </w:p>
         </w:tc>
@@ -711,7 +1131,7 @@
         </w:rPr>
         <w:t xml:space="preserve">Name           </w:t>
         <w:tab/>
-        <w:t xml:space="preserve">:  Anand Singhal</w:t>
+        <w:t xml:space="preserve">:  ANAND SINGHAL</w:t>
       </w:r>
     </w:p>
     <w:p>
@@ -755,7 +1175,7 @@
           <w:b w:val="0"/>
           <w:sz w:val="23"/>
         </w:rPr>
-        <w:t xml:space="preserve">Date: 04th May, 2026</w:t>
+        <w:t xml:space="preserve">Date: 15th May, 2026</w:t>
         <w:tab/>
       </w:r>
     </w:p>
